--- a/BACKUP&RECOVERY/03장/03장_User_Managed_백업.docx
+++ b/BACKUP&RECOVERY/03장/03장_User_Managed_백업.docx
@@ -975,35 +975,35 @@
                 <w:color w:val="E6E6E6"/>
                 <w:sz w:val="19"/>
               </w:rPr>
-              <w:t>drwxr-xr-x. 2 oracle oinstall 4096 May  7 02:14 20250507</w:t>
-            </w:r>
-          </w:p>
-          <w:p>
-            <w:pPr>
-              <w:spacing w:after="0" w:line="264" w:lineRule="auto"/>
-            </w:pPr>
-            <w:r>
-              <w:rPr>
-                <w:rFonts w:ascii="Consolas" w:hAnsi="Consolas" w:eastAsia="Consolas"/>
-                <w:b w:val="0"/>
-                <w:color w:val="E6E6E6"/>
-                <w:sz w:val="19"/>
-              </w:rPr>
-              <w:t>drwxr-xr-x. 2 oracle oinstall 4096 May  8 02:11 20250508</w:t>
-            </w:r>
-          </w:p>
-          <w:p>
-            <w:pPr>
-              <w:spacing w:after="0" w:line="264" w:lineRule="auto"/>
-            </w:pPr>
-            <w:r>
-              <w:rPr>
-                <w:rFonts w:ascii="Consolas" w:hAnsi="Consolas" w:eastAsia="Consolas"/>
-                <w:b w:val="0"/>
-                <w:color w:val="E6E6E6"/>
-                <w:sz w:val="19"/>
-              </w:rPr>
-              <w:t>drwxr-xr-x. 2 oracle oinstall 4096 May  9 02:13 20250509</w:t>
+              <w:t>drwxr-xr-x. 2 oracle dba 4096 May  7 02:14 20250507</w:t>
+            </w:r>
+          </w:p>
+          <w:p>
+            <w:pPr>
+              <w:spacing w:after="0" w:line="264" w:lineRule="auto"/>
+            </w:pPr>
+            <w:r>
+              <w:rPr>
+                <w:rFonts w:ascii="Consolas" w:hAnsi="Consolas" w:eastAsia="Consolas"/>
+                <w:b w:val="0"/>
+                <w:color w:val="E6E6E6"/>
+                <w:sz w:val="19"/>
+              </w:rPr>
+              <w:t>drwxr-xr-x. 2 oracle dba 4096 May  8 02:11 20250508</w:t>
+            </w:r>
+          </w:p>
+          <w:p>
+            <w:pPr>
+              <w:spacing w:after="0" w:line="264" w:lineRule="auto"/>
+            </w:pPr>
+            <w:r>
+              <w:rPr>
+                <w:rFonts w:ascii="Consolas" w:hAnsi="Consolas" w:eastAsia="Consolas"/>
+                <w:b w:val="0"/>
+                <w:color w:val="E6E6E6"/>
+                <w:sz w:val="19"/>
+              </w:rPr>
+              <w:t>drwxr-xr-x. 2 oracle dba 4096 May  9 02:13 20250509</w:t>
             </w:r>
           </w:p>
           <w:p>
@@ -1659,49 +1659,49 @@
                 <w:color w:val="E6E6E6"/>
                 <w:sz w:val="19"/>
               </w:rPr>
-              <w:t>SYS@orcl&gt; !cp -v /u01/app/oracle/oradata/ORCL/*.dbf /home/oracle/backup/cold/</w:t>
-            </w:r>
-          </w:p>
-          <w:p>
-            <w:pPr>
-              <w:spacing w:after="0" w:line="264" w:lineRule="auto"/>
-            </w:pPr>
-            <w:r>
-              <w:rPr>
-                <w:rFonts w:ascii="Consolas" w:hAnsi="Consolas" w:eastAsia="Consolas"/>
-                <w:b w:val="0"/>
-                <w:color w:val="E6E6E6"/>
-                <w:sz w:val="19"/>
-              </w:rPr>
-              <w:t>SYS@orcl&gt; !cp -v /u01/app/oracle/oradata/ORCL/*.ctl /home/oracle/backup/cold/</w:t>
-            </w:r>
-          </w:p>
-          <w:p>
-            <w:pPr>
-              <w:spacing w:after="0" w:line="264" w:lineRule="auto"/>
-            </w:pPr>
-            <w:r>
-              <w:rPr>
-                <w:rFonts w:ascii="Consolas" w:hAnsi="Consolas" w:eastAsia="Consolas"/>
-                <w:b w:val="0"/>
-                <w:color w:val="E6E6E6"/>
-                <w:sz w:val="19"/>
-              </w:rPr>
-              <w:t>SYS@orcl&gt; !cp -v /u01/app/oracle/oradata/ORCL/*.log /home/oracle/backup/cold/</w:t>
-            </w:r>
-          </w:p>
-          <w:p>
-            <w:pPr>
-              <w:spacing w:after="0" w:line="264" w:lineRule="auto"/>
-            </w:pPr>
-            <w:r>
-              <w:rPr>
-                <w:rFonts w:ascii="Consolas" w:hAnsi="Consolas" w:eastAsia="Consolas"/>
-                <w:b w:val="0"/>
-                <w:color w:val="E6E6E6"/>
-                <w:sz w:val="19"/>
-              </w:rPr>
-              <w:t>SYS@orcl&gt; !cp -v /u02/oradata/ORCL/*.log /home/oracle/backup/cold/</w:t>
+              <w:t>SYS@orcl&gt; !cp -v /u01/app/oracle/oradata/orcl/*.dbf /home/oracle/backup/cold/</w:t>
+            </w:r>
+          </w:p>
+          <w:p>
+            <w:pPr>
+              <w:spacing w:after="0" w:line="264" w:lineRule="auto"/>
+            </w:pPr>
+            <w:r>
+              <w:rPr>
+                <w:rFonts w:ascii="Consolas" w:hAnsi="Consolas" w:eastAsia="Consolas"/>
+                <w:b w:val="0"/>
+                <w:color w:val="E6E6E6"/>
+                <w:sz w:val="19"/>
+              </w:rPr>
+              <w:t>SYS@orcl&gt; !cp -v /u01/app/oracle/oradata/orcl/*.ctl /home/oracle/backup/cold/</w:t>
+            </w:r>
+          </w:p>
+          <w:p>
+            <w:pPr>
+              <w:spacing w:after="0" w:line="264" w:lineRule="auto"/>
+            </w:pPr>
+            <w:r>
+              <w:rPr>
+                <w:rFonts w:ascii="Consolas" w:hAnsi="Consolas" w:eastAsia="Consolas"/>
+                <w:b w:val="0"/>
+                <w:color w:val="E6E6E6"/>
+                <w:sz w:val="19"/>
+              </w:rPr>
+              <w:t>SYS@orcl&gt; !cp -v /u01/app/oracle/oradata/orcl/*.log /home/oracle/backup/cold/</w:t>
+            </w:r>
+          </w:p>
+          <w:p>
+            <w:pPr>
+              <w:spacing w:after="0" w:line="264" w:lineRule="auto"/>
+            </w:pPr>
+            <w:r>
+              <w:rPr>
+                <w:rFonts w:ascii="Consolas" w:hAnsi="Consolas" w:eastAsia="Consolas"/>
+                <w:b w:val="0"/>
+                <w:color w:val="E6E6E6"/>
+                <w:sz w:val="19"/>
+              </w:rPr>
+              <w:t>SYS@orcl&gt; !cp -v /u02/oradata/orcl/*.log /home/oracle/backup/cold/</w:t>
             </w:r>
           </w:p>
           <w:p>
@@ -3454,49 +3454,49 @@
                 <w:color w:val="E6E6E6"/>
                 <w:sz w:val="19"/>
               </w:rPr>
-              <w:t>SYSAUX          /u01/app/oracle/oradata/ORCL/sysaux01.dbf</w:t>
-            </w:r>
-          </w:p>
-          <w:p>
-            <w:pPr>
-              <w:spacing w:after="0" w:line="264" w:lineRule="auto"/>
-            </w:pPr>
-            <w:r>
-              <w:rPr>
-                <w:rFonts w:ascii="Consolas" w:hAnsi="Consolas" w:eastAsia="Consolas"/>
-                <w:b w:val="0"/>
-                <w:color w:val="E6E6E6"/>
-                <w:sz w:val="19"/>
-              </w:rPr>
-              <w:t>SYSTEM          /u01/app/oracle/oradata/ORCL/system01.dbf</w:t>
-            </w:r>
-          </w:p>
-          <w:p>
-            <w:pPr>
-              <w:spacing w:after="0" w:line="264" w:lineRule="auto"/>
-            </w:pPr>
-            <w:r>
-              <w:rPr>
-                <w:rFonts w:ascii="Consolas" w:hAnsi="Consolas" w:eastAsia="Consolas"/>
-                <w:b w:val="0"/>
-                <w:color w:val="E6E6E6"/>
-                <w:sz w:val="19"/>
-              </w:rPr>
-              <w:t>UNDOTBS1        /u01/app/oracle/oradata/ORCL/undotbs01.dbf</w:t>
-            </w:r>
-          </w:p>
-          <w:p>
-            <w:pPr>
-              <w:spacing w:after="0" w:line="264" w:lineRule="auto"/>
-            </w:pPr>
-            <w:r>
-              <w:rPr>
-                <w:rFonts w:ascii="Consolas" w:hAnsi="Consolas" w:eastAsia="Consolas"/>
-                <w:b w:val="0"/>
-                <w:color w:val="E6E6E6"/>
-                <w:sz w:val="19"/>
-              </w:rPr>
-              <w:t>USERS           /u01/app/oracle/oradata/ORCL/users01.dbf</w:t>
+              <w:t>SYSAUX          /u01/app/oracle/oradata/orcl/sysaux01.dbf</w:t>
+            </w:r>
+          </w:p>
+          <w:p>
+            <w:pPr>
+              <w:spacing w:after="0" w:line="264" w:lineRule="auto"/>
+            </w:pPr>
+            <w:r>
+              <w:rPr>
+                <w:rFonts w:ascii="Consolas" w:hAnsi="Consolas" w:eastAsia="Consolas"/>
+                <w:b w:val="0"/>
+                <w:color w:val="E6E6E6"/>
+                <w:sz w:val="19"/>
+              </w:rPr>
+              <w:t>SYSTEM          /u01/app/oracle/oradata/orcl/system01.dbf</w:t>
+            </w:r>
+          </w:p>
+          <w:p>
+            <w:pPr>
+              <w:spacing w:after="0" w:line="264" w:lineRule="auto"/>
+            </w:pPr>
+            <w:r>
+              <w:rPr>
+                <w:rFonts w:ascii="Consolas" w:hAnsi="Consolas" w:eastAsia="Consolas"/>
+                <w:b w:val="0"/>
+                <w:color w:val="E6E6E6"/>
+                <w:sz w:val="19"/>
+              </w:rPr>
+              <w:t>UNDOTBS1        /u01/app/oracle/oradata/orcl/undotbs01.dbf</w:t>
+            </w:r>
+          </w:p>
+          <w:p>
+            <w:pPr>
+              <w:spacing w:after="0" w:line="264" w:lineRule="auto"/>
+            </w:pPr>
+            <w:r>
+              <w:rPr>
+                <w:rFonts w:ascii="Consolas" w:hAnsi="Consolas" w:eastAsia="Consolas"/>
+                <w:b w:val="0"/>
+                <w:color w:val="E6E6E6"/>
+                <w:sz w:val="19"/>
+              </w:rPr>
+              <w:t>USERS           /u01/app/oracle/oradata/orcl/users01.dbf</w:t>
             </w:r>
           </w:p>
           <w:p>
@@ -3692,21 +3692,21 @@
                 <w:color w:val="E6E6E6"/>
                 <w:sz w:val="19"/>
               </w:rPr>
-              <w:t>SYS@orcl&gt; !cp -v /u01/app/oracle/oradata/ORCL/users01.dbf /home/oracle/backup/hot/</w:t>
-            </w:r>
-          </w:p>
-          <w:p>
-            <w:pPr>
-              <w:spacing w:after="0" w:line="264" w:lineRule="auto"/>
-            </w:pPr>
-            <w:r>
-              <w:rPr>
-                <w:rFonts w:ascii="Consolas" w:hAnsi="Consolas" w:eastAsia="Consolas"/>
-                <w:b w:val="0"/>
-                <w:color w:val="E6E6E6"/>
-                <w:sz w:val="19"/>
-              </w:rPr>
-              <w:t>'/u01/app/oracle/oradata/ORCL/users01.dbf' -&gt; '/home/oracle/backup/hot/users01.dbf'</w:t>
+              <w:t>SYS@orcl&gt; !cp -v /u01/app/oracle/oradata/orcl/users01.dbf /home/oracle/backup/hot/</w:t>
+            </w:r>
+          </w:p>
+          <w:p>
+            <w:pPr>
+              <w:spacing w:after="0" w:line="264" w:lineRule="auto"/>
+            </w:pPr>
+            <w:r>
+              <w:rPr>
+                <w:rFonts w:ascii="Consolas" w:hAnsi="Consolas" w:eastAsia="Consolas"/>
+                <w:b w:val="0"/>
+                <w:color w:val="E6E6E6"/>
+                <w:sz w:val="19"/>
+              </w:rPr>
+              <w:t>'/u01/app/oracle/oradata/orcl/users01.dbf' -&gt; '/home/oracle/backup/hot/users01.dbf'</w:t>
             </w:r>
           </w:p>
           <w:p>
@@ -4114,7 +4114,7 @@
                 <w:color w:val="E6E6E6"/>
                 <w:sz w:val="19"/>
               </w:rPr>
-              <w:t>SYS@orcl&gt; !cp -v /u01/app/oracle/oradata/ORCL/*.dbf /home/oracle/backup/hot/</w:t>
+              <w:t>SYS@orcl&gt; !cp -v /u01/app/oracle/oradata/orcl/*.dbf /home/oracle/backup/hot/</w:t>
             </w:r>
           </w:p>
           <w:p>
@@ -5934,7 +5934,7 @@
                 <w:color w:val="E6E6E6"/>
                 <w:sz w:val="19"/>
               </w:rPr>
-              <w:t>ORA-01110: data file 1: '/u01/app/oracle/oradata/ORCL/system01.dbf'</w:t>
+              <w:t>ORA-01110: data file 1: '/u01/app/oracle/oradata/orcl/system01.dbf'</w:t>
             </w:r>
           </w:p>
           <w:p>
@@ -6074,7 +6074,7 @@
                 <w:color w:val="E6E6E6"/>
                 <w:sz w:val="19"/>
               </w:rPr>
-              <w:t>ORA-01110: data file 1: '/u01/app/oracle/oradata/ORCL/system01.dbf'</w:t>
+              <w:t>ORA-01110: data file 1: '/u01/app/oracle/oradata/orcl/system01.dbf'</w:t>
             </w:r>
           </w:p>
           <w:p>
@@ -6532,7 +6532,7 @@
                 <w:color w:val="E6E6E6"/>
                 <w:sz w:val="19"/>
               </w:rPr>
-              <w:t xml:space="preserve">         7 /u01/app/oracle/oradata/ORCL/users01.dbf   ACTIVE     2341425 2025-05-09 13:22:14             6.4</w:t>
+              <w:t xml:space="preserve">         7 /u01/app/oracle/oradata/orcl/users01.dbf   ACTIVE     2341425 2025-05-09 13:22:14             6.4</w:t>
             </w:r>
           </w:p>
           <w:p>
@@ -7171,77 +7171,77 @@
                 <w:color w:val="E6E6E6"/>
                 <w:sz w:val="19"/>
               </w:rPr>
-              <w:t>-rw-r-----. 1 oracle oinstall  10600448 May  9 13:41 control_20250509.ctl</w:t>
-            </w:r>
-          </w:p>
-          <w:p>
-            <w:pPr>
-              <w:spacing w:after="0" w:line="264" w:lineRule="auto"/>
-            </w:pPr>
-            <w:r>
-              <w:rPr>
-                <w:rFonts w:ascii="Consolas" w:hAnsi="Consolas" w:eastAsia="Consolas"/>
-                <w:b w:val="0"/>
-                <w:color w:val="E6E6E6"/>
-                <w:sz w:val="19"/>
-              </w:rPr>
-              <w:t>-rw-r--r--. 1 oracle oinstall      6284 May  9 13:41 control_20250509.txt</w:t>
-            </w:r>
-          </w:p>
-          <w:p>
-            <w:pPr>
-              <w:spacing w:after="0" w:line="264" w:lineRule="auto"/>
-            </w:pPr>
-            <w:r>
-              <w:rPr>
-                <w:rFonts w:ascii="Consolas" w:hAnsi="Consolas" w:eastAsia="Consolas"/>
-                <w:b w:val="0"/>
-                <w:color w:val="E6E6E6"/>
-                <w:sz w:val="19"/>
-              </w:rPr>
-              <w:t>-rw-r-----. 1 oracle oinstall 587210752 May  9 13:38 sysaux01.dbf</w:t>
-            </w:r>
-          </w:p>
-          <w:p>
-            <w:pPr>
-              <w:spacing w:after="0" w:line="264" w:lineRule="auto"/>
-            </w:pPr>
-            <w:r>
-              <w:rPr>
-                <w:rFonts w:ascii="Consolas" w:hAnsi="Consolas" w:eastAsia="Consolas"/>
-                <w:b w:val="0"/>
-                <w:color w:val="E6E6E6"/>
-                <w:sz w:val="19"/>
-              </w:rPr>
-              <w:t>-rw-r-----. 1 oracle oinstall 943726592 May  9 13:39 system01.dbf</w:t>
-            </w:r>
-          </w:p>
-          <w:p>
-            <w:pPr>
-              <w:spacing w:after="0" w:line="264" w:lineRule="auto"/>
-            </w:pPr>
-            <w:r>
-              <w:rPr>
-                <w:rFonts w:ascii="Consolas" w:hAnsi="Consolas" w:eastAsia="Consolas"/>
-                <w:b w:val="0"/>
-                <w:color w:val="E6E6E6"/>
-                <w:sz w:val="19"/>
-              </w:rPr>
-              <w:t>-rw-r-----. 1 oracle oinstall 110108672 May  9 13:40 undotbs01.dbf</w:t>
-            </w:r>
-          </w:p>
-          <w:p>
-            <w:pPr>
-              <w:spacing w:after="0" w:line="264" w:lineRule="auto"/>
-            </w:pPr>
-            <w:r>
-              <w:rPr>
-                <w:rFonts w:ascii="Consolas" w:hAnsi="Consolas" w:eastAsia="Consolas"/>
-                <w:b w:val="0"/>
-                <w:color w:val="E6E6E6"/>
-                <w:sz w:val="19"/>
-              </w:rPr>
-              <w:t>-rw-r-----. 1 oracle oinstall   5251072 May  9 13:40 users01.dbf</w:t>
+              <w:t>-rw-r-----. 1 oracle dba  10600448 May  9 13:41 control_20250509.ctl</w:t>
+            </w:r>
+          </w:p>
+          <w:p>
+            <w:pPr>
+              <w:spacing w:after="0" w:line="264" w:lineRule="auto"/>
+            </w:pPr>
+            <w:r>
+              <w:rPr>
+                <w:rFonts w:ascii="Consolas" w:hAnsi="Consolas" w:eastAsia="Consolas"/>
+                <w:b w:val="0"/>
+                <w:color w:val="E6E6E6"/>
+                <w:sz w:val="19"/>
+              </w:rPr>
+              <w:t>-rw-r--r--. 1 oracle dba      6284 May  9 13:41 control_20250509.txt</w:t>
+            </w:r>
+          </w:p>
+          <w:p>
+            <w:pPr>
+              <w:spacing w:after="0" w:line="264" w:lineRule="auto"/>
+            </w:pPr>
+            <w:r>
+              <w:rPr>
+                <w:rFonts w:ascii="Consolas" w:hAnsi="Consolas" w:eastAsia="Consolas"/>
+                <w:b w:val="0"/>
+                <w:color w:val="E6E6E6"/>
+                <w:sz w:val="19"/>
+              </w:rPr>
+              <w:t>-rw-r-----. 1 oracle dba 587210752 May  9 13:38 sysaux01.dbf</w:t>
+            </w:r>
+          </w:p>
+          <w:p>
+            <w:pPr>
+              <w:spacing w:after="0" w:line="264" w:lineRule="auto"/>
+            </w:pPr>
+            <w:r>
+              <w:rPr>
+                <w:rFonts w:ascii="Consolas" w:hAnsi="Consolas" w:eastAsia="Consolas"/>
+                <w:b w:val="0"/>
+                <w:color w:val="E6E6E6"/>
+                <w:sz w:val="19"/>
+              </w:rPr>
+              <w:t>-rw-r-----. 1 oracle dba 943726592 May  9 13:39 system01.dbf</w:t>
+            </w:r>
+          </w:p>
+          <w:p>
+            <w:pPr>
+              <w:spacing w:after="0" w:line="264" w:lineRule="auto"/>
+            </w:pPr>
+            <w:r>
+              <w:rPr>
+                <w:rFonts w:ascii="Consolas" w:hAnsi="Consolas" w:eastAsia="Consolas"/>
+                <w:b w:val="0"/>
+                <w:color w:val="E6E6E6"/>
+                <w:sz w:val="19"/>
+              </w:rPr>
+              <w:t>-rw-r-----. 1 oracle dba 110108672 May  9 13:40 undotbs01.dbf</w:t>
+            </w:r>
+          </w:p>
+          <w:p>
+            <w:pPr>
+              <w:spacing w:after="0" w:line="264" w:lineRule="auto"/>
+            </w:pPr>
+            <w:r>
+              <w:rPr>
+                <w:rFonts w:ascii="Consolas" w:hAnsi="Consolas" w:eastAsia="Consolas"/>
+                <w:b w:val="0"/>
+                <w:color w:val="E6E6E6"/>
+                <w:sz w:val="19"/>
+              </w:rPr>
+              <w:t>-rw-r-----. 1 oracle dba   5251072 May  9 13:40 users01.dbf</w:t>
             </w:r>
           </w:p>
           <w:p>
@@ -8035,49 +8035,49 @@
                 <w:color w:val="E6E6E6"/>
                 <w:sz w:val="19"/>
               </w:rPr>
-              <w:t>DATAFILE    : /u01/app/oracle/oradata/ORCL/system01.dbf</w:t>
-            </w:r>
-          </w:p>
-          <w:p>
-            <w:pPr>
-              <w:spacing w:after="0" w:line="264" w:lineRule="auto"/>
-            </w:pPr>
-            <w:r>
-              <w:rPr>
-                <w:rFonts w:ascii="Consolas" w:hAnsi="Consolas" w:eastAsia="Consolas"/>
-                <w:b w:val="0"/>
-                <w:color w:val="E6E6E6"/>
-                <w:sz w:val="19"/>
-              </w:rPr>
-              <w:t>DATAFILE    : /u01/app/oracle/oradata/ORCL/sysaux01.dbf</w:t>
-            </w:r>
-          </w:p>
-          <w:p>
-            <w:pPr>
-              <w:spacing w:after="0" w:line="264" w:lineRule="auto"/>
-            </w:pPr>
-            <w:r>
-              <w:rPr>
-                <w:rFonts w:ascii="Consolas" w:hAnsi="Consolas" w:eastAsia="Consolas"/>
-                <w:b w:val="0"/>
-                <w:color w:val="E6E6E6"/>
-                <w:sz w:val="19"/>
-              </w:rPr>
-              <w:t>DATAFILE    : /u01/app/oracle/oradata/ORCL/undotbs01.dbf</w:t>
-            </w:r>
-          </w:p>
-          <w:p>
-            <w:pPr>
-              <w:spacing w:after="0" w:line="264" w:lineRule="auto"/>
-            </w:pPr>
-            <w:r>
-              <w:rPr>
-                <w:rFonts w:ascii="Consolas" w:hAnsi="Consolas" w:eastAsia="Consolas"/>
-                <w:b w:val="0"/>
-                <w:color w:val="E6E6E6"/>
-                <w:sz w:val="19"/>
-              </w:rPr>
-              <w:t>DATAFILE    : /u01/app/oracle/oradata/ORCL/users01.dbf</w:t>
+              <w:t>DATAFILE    : /u01/app/oracle/oradata/orcl/system01.dbf</w:t>
+            </w:r>
+          </w:p>
+          <w:p>
+            <w:pPr>
+              <w:spacing w:after="0" w:line="264" w:lineRule="auto"/>
+            </w:pPr>
+            <w:r>
+              <w:rPr>
+                <w:rFonts w:ascii="Consolas" w:hAnsi="Consolas" w:eastAsia="Consolas"/>
+                <w:b w:val="0"/>
+                <w:color w:val="E6E6E6"/>
+                <w:sz w:val="19"/>
+              </w:rPr>
+              <w:t>DATAFILE    : /u01/app/oracle/oradata/orcl/sysaux01.dbf</w:t>
+            </w:r>
+          </w:p>
+          <w:p>
+            <w:pPr>
+              <w:spacing w:after="0" w:line="264" w:lineRule="auto"/>
+            </w:pPr>
+            <w:r>
+              <w:rPr>
+                <w:rFonts w:ascii="Consolas" w:hAnsi="Consolas" w:eastAsia="Consolas"/>
+                <w:b w:val="0"/>
+                <w:color w:val="E6E6E6"/>
+                <w:sz w:val="19"/>
+              </w:rPr>
+              <w:t>DATAFILE    : /u01/app/oracle/oradata/orcl/undotbs01.dbf</w:t>
+            </w:r>
+          </w:p>
+          <w:p>
+            <w:pPr>
+              <w:spacing w:after="0" w:line="264" w:lineRule="auto"/>
+            </w:pPr>
+            <w:r>
+              <w:rPr>
+                <w:rFonts w:ascii="Consolas" w:hAnsi="Consolas" w:eastAsia="Consolas"/>
+                <w:b w:val="0"/>
+                <w:color w:val="E6E6E6"/>
+                <w:sz w:val="19"/>
+              </w:rPr>
+              <w:t>DATAFILE    : /u01/app/oracle/oradata/orcl/users01.dbf</w:t>
             </w:r>
           </w:p>
         </w:tc>
@@ -8249,21 +8249,21 @@
                 <w:color w:val="E6E6E6"/>
                 <w:sz w:val="19"/>
               </w:rPr>
-              <w:t>SRC=/u01/app/oracle/oradata/ORCL</w:t>
-            </w:r>
-          </w:p>
-          <w:p>
-            <w:pPr>
-              <w:spacing w:after="0" w:line="264" w:lineRule="auto"/>
-            </w:pPr>
-            <w:r>
-              <w:rPr>
-                <w:rFonts w:ascii="Consolas" w:hAnsi="Consolas" w:eastAsia="Consolas"/>
-                <w:b w:val="0"/>
-                <w:color w:val="E6E6E6"/>
-                <w:sz w:val="19"/>
-              </w:rPr>
-              <w:t>SRC2=/u02/oradata/ORCL</w:t>
+              <w:t>SRC=/u01/app/oracle/oradata/orcl</w:t>
+            </w:r>
+          </w:p>
+          <w:p>
+            <w:pPr>
+              <w:spacing w:after="0" w:line="264" w:lineRule="auto"/>
+            </w:pPr>
+            <w:r>
+              <w:rPr>
+                <w:rFonts w:ascii="Consolas" w:hAnsi="Consolas" w:eastAsia="Consolas"/>
+                <w:b w:val="0"/>
+                <w:color w:val="E6E6E6"/>
+                <w:sz w:val="19"/>
+              </w:rPr>
+              <w:t>SRC2=/u02/oradata/orcl</w:t>
             </w:r>
           </w:p>
           <w:p>
